--- a/evidence/2026-10-25/docs/03_ICCA_Standard_Guidance_Aligned_Protocol_v12.docx
+++ b/evidence/2026-10-25/docs/03_ICCA_Standard_Guidance_Aligned_Protocol_v12.docx
@@ -9,7 +9,7 @@
         <w:widowControl/>
       </w:pPr>
       <w:r>
-        <w:t xml:space="preserve">UTHealth Houston / Memorial Hermann — Intrahepatic cholangiocarcinoma Standard / Guidance-Aligned Transplant Protocol V12</w:t>
+        <w:t xml:space="preserve">UTHealth Houston / Memorial Hermann — Intrahepatic cholangiocarcinoma Standard / Guidance-Aligned Transplant Protocol</w:t>
       </w:r>
     </w:p>
     <w:p>
@@ -1998,12 +1998,12 @@
     </w:p>
     <w:p>
       <w:pPr>
-        <w:pStyle w:val="Heading1"/>
+        <w:pStyle w:val="Heading3"/>
         <w:widowControl/>
         <w:keepNext/>
       </w:pPr>
       <w:r>
-        <w:t xml:space="preserve">V12 evidence-integrated treatment and reassessment</w:t>
+        <w:t xml:space="preserve">Systemic treatment evidence and transplant boundaries</w:t>
       </w:r>
     </w:p>
     <w:p>
@@ -2018,7 +2018,7 @@
     </w:p>
     <w:p>
       <w:pPr>
-        <w:pStyle w:val="Heading2"/>
+        <w:pStyle w:val="Heading4"/>
         <w:widowControl/>
         <w:keepNext/>
       </w:pPr>
@@ -2091,7 +2091,7 @@
     </w:p>
     <w:p>
       <w:pPr>
-        <w:pStyle w:val="Heading2"/>
+        <w:pStyle w:val="Heading4"/>
         <w:widowControl/>
         <w:keepNext/>
       </w:pPr>
@@ -2164,7 +2164,7 @@
     </w:p>
     <w:p>
       <w:pPr>
-        <w:pStyle w:val="Heading2"/>
+        <w:pStyle w:val="Heading4"/>
         <w:widowControl/>
         <w:keepNext/>
       </w:pPr>
@@ -4117,16 +4117,16 @@
         <w:widowControl/>
       </w:pPr>
       <w:r>
-        <w:t xml:space="preserve">Full-text evidence update — interpret within the standard boundary</w:t>
-      </w:r>
-    </w:p>
-    <w:p>
-      <w:pPr>
-        <w:pStyle w:val="Normal"/>
-        <w:widowControl/>
-      </w:pPr>
-      <w:r>
-        <w:t xml:space="preserve">The following new full-text findings qualify outcome counseling and operational decisions. Evidence from expanded or experimental cohorts does not enlarge this standard pathway. For proposed boundary changes, use the separately linked OPEN meeting record.</w:t>
+        <w:t xml:space="preserve">Outcome evidence within the standard pathway</w:t>
+      </w:r>
+    </w:p>
+    <w:p>
+      <w:pPr>
+        <w:pStyle w:val="Normal"/>
+        <w:widowControl/>
+      </w:pPr>
+      <w:r>
+        <w:t xml:space="preserve">The following findings qualify outcome counseling and operational decisions. Evidence from expanded or experimental cohorts does not enlarge this standard pathway. For proposed boundary changes, use the separately linked OPEN meeting record.</w:t>
       </w:r>
     </w:p>
     <w:tbl>
@@ -9652,7 +9652,7 @@
         <w:keepNext/>
       </w:pPr>
       <w:r>
-        <w:t xml:space="preserve">V12 revision note</w:t>
+        <w:t xml:space="preserve">Revision history</w:t>
       </w:r>
     </w:p>
     <w:p>
@@ -9673,6 +9673,14 @@
       </w:pPr>
       <w:r>
         <w:t xml:space="preserve">Review scope: all pages of the 14 newly supplied main PDFs were read; separately linked supplements and every older retained reference were not reread. Existing formatting and prior material are retained. New clinical proposals remain OPEN. Live EndNote field structures and document-specific XML/RIS exports are included; native Word/EndNote CWYW execution has not been verified.</w:t>
+      </w:r>
+    </w:p>
+    <w:p>
+      <w:pPr>
+        <w:pStyle w:val="Normal"/>
+      </w:pPr>
+      <w:r>
+        <w:t>26 October 2026, 09:30 CDT. Presentation revision: removed release-specific emphasis and grouped evidence with the clinical question it informs. Website navigation is separate from patient findings; selecting a topic or opening a care plan does not establish eligibility. Clinical thresholds, negative results, uncertainty, source links, EndNote field data and OPEN decision status are retained.</w:t>
       </w:r>
     </w:p>
     <w:sectPr>
